--- a/mejorarinterf.docx
+++ b/mejorarinterf.docx
@@ -12,7 +12,39 @@
     </w:p>
     <w:p>
       <w:r>
-        <w:t>-En el navbar el botón con icono de ? no hace nada, decide si quitarlo o que muestre info del propósito de la pantalla activa ej: /reporte = “resumen de los datos del mes.”</w:t>
+        <w:t xml:space="preserve">-En el </w:t>
+      </w:r>
+      <w:proofErr w:type="spellStart"/>
+      <w:r>
+        <w:t>navbar</w:t>
+      </w:r>
+      <w:proofErr w:type="spellEnd"/>
+      <w:r>
+        <w:t xml:space="preserve"> el botón con icono </w:t>
+      </w:r>
+      <w:proofErr w:type="gramStart"/>
+      <w:r>
+        <w:t>de ?</w:t>
+      </w:r>
+      <w:proofErr w:type="gramEnd"/>
+      <w:r>
+        <w:t xml:space="preserve"> no hace nada, decide si quitarlo o que muestre </w:t>
+      </w:r>
+      <w:proofErr w:type="spellStart"/>
+      <w:r>
+        <w:t>info</w:t>
+      </w:r>
+      <w:proofErr w:type="spellEnd"/>
+      <w:r>
+        <w:t xml:space="preserve"> del propósito de la pantalla activa </w:t>
+      </w:r>
+      <w:proofErr w:type="spellStart"/>
+      <w:r>
+        <w:t>ej</w:t>
+      </w:r>
+      <w:proofErr w:type="spellEnd"/>
+      <w:r>
+        <w:t>: /reporte = “resumen de los datos del mes.”</w:t>
       </w:r>
     </w:p>
     <w:p>
@@ -20,39 +52,89 @@
         <w:t>-</w:t>
       </w:r>
       <w:r>
-        <w:t>Responde como funcionan las notificaciones y si realmente pueden identificar donde se produce la alerta para dirigir a esa pantalla.</w:t>
+        <w:t xml:space="preserve">Responde </w:t>
+      </w:r>
+      <w:proofErr w:type="spellStart"/>
+      <w:r>
+        <w:t>como</w:t>
+      </w:r>
+      <w:proofErr w:type="spellEnd"/>
+      <w:r>
+        <w:t xml:space="preserve"> funcionan las notificaciones y si realmente pueden identificar donde se produce la alerta para dirigir a esa pantalla.</w:t>
       </w:r>
     </w:p>
     <w:p>
-      <w:r>
-        <w:t>------------------------------</w:t>
-      </w:r>
+      <w:pPr>
+        <w:pBdr>
+          <w:bottom w:val="single" w:sz="6" w:space="1" w:color="auto"/>
+        </w:pBdr>
+      </w:pPr>
+    </w:p>
+    <w:p/>
+    <w:p>
+      <w:r>
+        <w:t xml:space="preserve">-En </w:t>
+      </w:r>
+      <w:proofErr w:type="spellStart"/>
+      <w:r>
+        <w:t>login</w:t>
+      </w:r>
+      <w:proofErr w:type="spellEnd"/>
+      <w:r>
+        <w:t xml:space="preserve"> </w:t>
+      </w:r>
+      <w:r>
+        <w:t xml:space="preserve">el icono de mostrar contraseña no funciona, arréglalo o </w:t>
+      </w:r>
+      <w:proofErr w:type="spellStart"/>
+      <w:r>
+        <w:t>eliminalo</w:t>
+      </w:r>
+      <w:proofErr w:type="spellEnd"/>
     </w:p>
     <w:p>
       <w:r>
-        <w:t>-En login</w:t>
-      </w:r>
-      <w:r>
-        <w:t xml:space="preserve"> </w:t>
-      </w:r>
-      <w:r>
-        <w:t>el icono de mostrar contraseña no funciona, arréglalo o eliminalo</w:t>
-      </w:r>
+        <w:t xml:space="preserve">- En el calendario de citas (vista por semana), que se pueda desplazar con </w:t>
+      </w:r>
+      <w:proofErr w:type="spellStart"/>
+      <w:r>
+        <w:t>scroll</w:t>
+      </w:r>
+      <w:proofErr w:type="spellEnd"/>
+      <w:r>
+        <w:t xml:space="preserve"> bar para ver los 7 </w:t>
+      </w:r>
+      <w:proofErr w:type="spellStart"/>
+      <w:r>
+        <w:t>dias</w:t>
+      </w:r>
+      <w:proofErr w:type="spellEnd"/>
     </w:p>
     <w:p>
       <w:r>
-        <w:t>- En el calendario de citas (vista por semana), que se pueda desplazar con scroll bar para ver los 7 dias</w:t>
-      </w:r>
-    </w:p>
-    <w:p>
-      <w:r>
         <w:t>-</w:t>
       </w:r>
       <w:r>
-        <w:t>En la pantalla de clínica, en la parte de buscar expediente el nombre buscado con mas coincidencia aparece al final, debería estar al inicio</w:t>
-      </w:r>
-      <w:r>
-        <w:t>. Al entrar al detalle del expediente, la parte de prescripciónes, el botón imprimir imprime el expediente</w:t>
+        <w:t xml:space="preserve">En la pantalla de clínica, en la parte de buscar expediente el nombre buscado con </w:t>
+      </w:r>
+      <w:proofErr w:type="spellStart"/>
+      <w:r>
+        <w:t>mas</w:t>
+      </w:r>
+      <w:proofErr w:type="spellEnd"/>
+      <w:r>
+        <w:t xml:space="preserve"> coincidencia aparece al final, debería estar al inicio</w:t>
+      </w:r>
+      <w:r>
+        <w:t xml:space="preserve">. Al entrar al detalle del expediente, la parte de </w:t>
+      </w:r>
+      <w:proofErr w:type="spellStart"/>
+      <w:r>
+        <w:t>prescripciónes</w:t>
+      </w:r>
+      <w:proofErr w:type="spellEnd"/>
+      <w:r>
+        <w:t>, el botón imprimir imprime el expediente</w:t>
       </w:r>
       <w:r>
         <w:t xml:space="preserve"> imprimir </w:t>

--- a/mejorarinterf.docx
+++ b/mejorarinterf.docx
@@ -7,7 +7,30 @@
         <w:t>-</w:t>
       </w:r>
       <w:r>
-        <w:t>El formulario de nueva cita, no permite seleccionar la hora.</w:t>
+        <w:t xml:space="preserve">El formulario de nueva cita, </w:t>
+      </w:r>
+      <w:r>
+        <w:t xml:space="preserve">el campo </w:t>
+      </w:r>
+      <w:r>
+        <w:rPr>
+          <w:b/>
+          <w:bCs/>
+        </w:rPr>
+        <w:t>Hora *</w:t>
+      </w:r>
+      <w:r>
+        <w:rPr>
+          <w:b/>
+          <w:bCs/>
+        </w:rPr>
+        <w:t xml:space="preserve">, </w:t>
+      </w:r>
+      <w:r>
+        <w:t>solo dice seleccione un horario abajo, debería tener un botón de horarios disponibles y el botón de agendar sita ser para confirmar</w:t>
+      </w:r>
+      <w:r>
+        <w:t>.</w:t>
       </w:r>
     </w:p>
     <w:p>
@@ -851,7 +874,6 @@
   <w:style w:type="character" w:default="1" w:styleId="Fuentedeprrafopredeter">
     <w:name w:val="Default Paragraph Font"/>
     <w:uiPriority w:val="1"/>
-    <w:semiHidden/>
     <w:unhideWhenUsed/>
   </w:style>
   <w:style w:type="table" w:default="1" w:styleId="Tablanormal">
